--- a/Mark/Node/Mark Haney.docx
+++ b/Mark/Node/Mark Haney.docx
@@ -123,8 +123,6 @@
               </w:rPr>
               <w:t>Dardanelle, AR</w:t>
             </w:r>
-            <w:bookmarkStart w:id="0" w:name="_GoBack"/>
-            <w:bookmarkEnd w:id="0"/>
           </w:p>
           <w:p>
             <w:pPr>
@@ -168,7 +166,17 @@
                 <w:sz w:val="24"/>
                 <w:szCs w:val="24"/>
               </w:rPr>
-              <w:t xml:space="preserve">+1 (407) 801-1287 </w:t>
+              <w:t>+1 (430) 279-2231</w:t>
+            </w:r>
+            <w:bookmarkStart w:id="0" w:name="_GoBack"/>
+            <w:bookmarkEnd w:id="0"/>
+            <w:r>
+              <w:rPr>
+                <w:rFonts w:ascii="Times New Roman" w:eastAsia="Times New Roman" w:hAnsi="Times New Roman" w:cs="Times New Roman"/>
+                <w:sz w:val="24"/>
+                <w:szCs w:val="24"/>
+              </w:rPr>
+              <w:t xml:space="preserve"> </w:t>
             </w:r>
             <w:r>
               <w:rPr>
@@ -6737,7 +6745,7 @@
 </file>
 
 <file path=customXml/itemProps1.xml><?xml version="1.0" encoding="utf-8"?>
-<ds:datastoreItem xmlns:ds="http://schemas.openxmlformats.org/officeDocument/2006/customXml" ds:itemID="{D38D4985-09D8-446C-BB13-AC153640B2C7}">
+<ds:datastoreItem xmlns:ds="http://schemas.openxmlformats.org/officeDocument/2006/customXml" ds:itemID="{A57B3456-6F65-427A-B32D-B9765C60D105}">
   <ds:schemaRefs>
     <ds:schemaRef ds:uri="http://schemas.openxmlformats.org/officeDocument/2006/bibliography"/>
   </ds:schemaRefs>

--- a/Mark/Node/Mark Haney.docx
+++ b/Mark/Node/Mark Haney.docx
@@ -168,8 +168,6 @@
               </w:rPr>
               <w:t>+1 (430) 279-2231</w:t>
             </w:r>
-            <w:bookmarkStart w:id="0" w:name="_GoBack"/>
-            <w:bookmarkEnd w:id="0"/>
             <w:r>
               <w:rPr>
                 <w:rFonts w:ascii="Times New Roman" w:eastAsia="Times New Roman" w:hAnsi="Times New Roman" w:cs="Times New Roman"/>
@@ -250,7 +248,7 @@
           <w:rFonts w:ascii="Times New Roman" w:hAnsi="Times New Roman" w:cs="Times New Roman"/>
           <w:sz w:val="24"/>
         </w:rPr>
-        <w:t>Node.js 16–22 backend engineering</w:t>
+        <w:t>Node.js backend engineering</w:t>
       </w:r>
       <w:r>
         <w:rPr>
@@ -343,17 +341,24 @@
       <w:proofErr w:type="spellEnd"/>
       <w:r>
         <w:rPr>
-          <w:rStyle w:val="Strong"/>
           <w:rFonts w:ascii="Times New Roman" w:hAnsi="Times New Roman" w:cs="Times New Roman"/>
           <w:sz w:val="24"/>
         </w:rPr>
-        <w:t xml:space="preserve"> 4–5</w:t>
-      </w:r>
-      <w:r>
-        <w:rPr>
+        <w:t xml:space="preserve">, </w:t>
+      </w:r>
+      <w:r>
+        <w:rPr>
+          <w:rStyle w:val="Strong"/>
           <w:rFonts w:ascii="Times New Roman" w:hAnsi="Times New Roman" w:cs="Times New Roman"/>
           <w:sz w:val="24"/>
         </w:rPr>
+        <w:t>PostgreSQL</w:t>
+      </w:r>
+      <w:r>
+        <w:rPr>
+          <w:rFonts w:ascii="Times New Roman" w:hAnsi="Times New Roman" w:cs="Times New Roman"/>
+          <w:sz w:val="24"/>
+        </w:rPr>
         <w:t xml:space="preserve">, </w:t>
       </w:r>
       <w:r>
@@ -362,7 +367,7 @@
           <w:rFonts w:ascii="Times New Roman" w:hAnsi="Times New Roman" w:cs="Times New Roman"/>
           <w:sz w:val="24"/>
         </w:rPr>
-        <w:t>PostgreSQL 12–16</w:t>
+        <w:t>MongoDB</w:t>
       </w:r>
       <w:r>
         <w:rPr>
@@ -371,44 +376,59 @@
         </w:rPr>
         <w:t xml:space="preserve">, </w:t>
       </w:r>
+      <w:proofErr w:type="spellStart"/>
       <w:r>
         <w:rPr>
           <w:rStyle w:val="Strong"/>
           <w:rFonts w:ascii="Times New Roman" w:hAnsi="Times New Roman" w:cs="Times New Roman"/>
           <w:sz w:val="24"/>
         </w:rPr>
-        <w:t>MongoDB 4–7</w:t>
-      </w:r>
-      <w:r>
-        <w:rPr>
+        <w:t>Red</w:t>
+      </w:r>
+      <w:r>
+        <w:rPr>
+          <w:rStyle w:val="Strong"/>
           <w:rFonts w:ascii="Times New Roman" w:hAnsi="Times New Roman" w:cs="Times New Roman"/>
           <w:sz w:val="24"/>
         </w:rPr>
+        <w:t>is</w:t>
+      </w:r>
+      <w:proofErr w:type="spellEnd"/>
+      <w:r>
+        <w:rPr>
+          <w:rFonts w:ascii="Times New Roman" w:hAnsi="Times New Roman" w:cs="Times New Roman"/>
+          <w:sz w:val="24"/>
+        </w:rPr>
         <w:t xml:space="preserve">, </w:t>
       </w:r>
-      <w:proofErr w:type="spellStart"/>
       <w:r>
         <w:rPr>
           <w:rStyle w:val="Strong"/>
           <w:rFonts w:ascii="Times New Roman" w:hAnsi="Times New Roman" w:cs="Times New Roman"/>
           <w:sz w:val="24"/>
         </w:rPr>
-        <w:t>Redis</w:t>
-      </w:r>
-      <w:proofErr w:type="spellEnd"/>
-      <w:r>
-        <w:rPr>
-          <w:rStyle w:val="Strong"/>
+        <w:t>AWS</w:t>
+      </w:r>
+      <w:r>
+        <w:rPr>
           <w:rFonts w:ascii="Times New Roman" w:hAnsi="Times New Roman" w:cs="Times New Roman"/>
           <w:sz w:val="24"/>
         </w:rPr>
-        <w:t xml:space="preserve"> 6–7</w:t>
-      </w:r>
-      <w:r>
-        <w:rPr>
+        <w:t xml:space="preserve">, </w:t>
+      </w:r>
+      <w:r>
+        <w:rPr>
+          <w:rStyle w:val="Strong"/>
           <w:rFonts w:ascii="Times New Roman" w:hAnsi="Times New Roman" w:cs="Times New Roman"/>
           <w:sz w:val="24"/>
         </w:rPr>
+        <w:t>Docker</w:t>
+      </w:r>
+      <w:r>
+        <w:rPr>
+          <w:rFonts w:ascii="Times New Roman" w:hAnsi="Times New Roman" w:cs="Times New Roman"/>
+          <w:sz w:val="24"/>
+        </w:rPr>
         <w:t xml:space="preserve">, </w:t>
       </w:r>
       <w:r>
@@ -417,54 +437,29 @@
           <w:rFonts w:ascii="Times New Roman" w:hAnsi="Times New Roman" w:cs="Times New Roman"/>
           <w:sz w:val="24"/>
         </w:rPr>
-        <w:t>AWS</w:t>
+        <w:t>Kubernetes</w:t>
       </w:r>
       <w:r>
         <w:rPr>
           <w:rFonts w:ascii="Times New Roman" w:hAnsi="Times New Roman" w:cs="Times New Roman"/>
           <w:sz w:val="24"/>
         </w:rPr>
-        <w:t xml:space="preserve">, </w:t>
-      </w:r>
-      <w:r>
-        <w:rPr>
-          <w:rStyle w:val="Strong"/>
+        <w:t xml:space="preserve">, and CI/CD delivery. </w:t>
+      </w:r>
+      <w:r>
+        <w:rPr>
           <w:rFonts w:ascii="Times New Roman" w:hAnsi="Times New Roman" w:cs="Times New Roman"/>
           <w:sz w:val="24"/>
         </w:rPr>
-        <w:t>Docker</w:t>
+        <w:t xml:space="preserve">I </w:t>
       </w:r>
       <w:r>
         <w:rPr>
           <w:rFonts w:ascii="Times New Roman" w:hAnsi="Times New Roman" w:cs="Times New Roman"/>
           <w:sz w:val="24"/>
         </w:rPr>
-        <w:t xml:space="preserve">, </w:t>
-      </w:r>
-      <w:r>
-        <w:rPr>
-          <w:rStyle w:val="Strong"/>
-          <w:rFonts w:ascii="Times New Roman" w:hAnsi="Times New Roman" w:cs="Times New Roman"/>
-          <w:sz w:val="24"/>
-        </w:rPr>
-        <w:t>Kubernetes</w:t>
-      </w:r>
-      <w:r>
-        <w:rPr>
-          <w:rFonts w:ascii="Times New Roman" w:hAnsi="Times New Roman" w:cs="Times New Roman"/>
-          <w:sz w:val="24"/>
-        </w:rPr>
-        <w:t xml:space="preserve">, and CI/CD delivery. </w:t>
-      </w:r>
-      <w:proofErr w:type="gramStart"/>
-      <w:r>
-        <w:rPr>
-          <w:rFonts w:ascii="Times New Roman" w:hAnsi="Times New Roman" w:cs="Times New Roman"/>
-          <w:sz w:val="24"/>
-        </w:rPr>
         <w:t>Experienced in building secure APIs, event-driven services, multi-tenant platforms, background jobs, observability, and production incident resolution while improving performance, reducing defects, modernizing legacy services, and mentoring teams through clean architecture, testing, and scalable backend practices.</w:t>
       </w:r>
-      <w:proofErr w:type="gramEnd"/>
     </w:p>
     <w:p>
       <w:pPr>
@@ -631,7 +626,7 @@
         <w:rPr>
           <w:rStyle w:val="Strong"/>
         </w:rPr>
-        <w:t>PostgreSQL 12–16</w:t>
+        <w:t>PostgreSQL</w:t>
       </w:r>
       <w:r>
         <w:t xml:space="preserve">, </w:t>
@@ -640,7 +635,7 @@
         <w:rPr>
           <w:rStyle w:val="Strong"/>
         </w:rPr>
-        <w:t>MongoDB 4–7</w:t>
+        <w:t>MongoDB</w:t>
       </w:r>
       <w:r>
         <w:t xml:space="preserve">, MySQL, </w:t>
@@ -1020,16 +1015,7 @@
         <w:t xml:space="preserve"> 9</w:t>
       </w:r>
       <w:r>
-        <w:t xml:space="preserve"> services, improving dependency boundaries, reducing duplicate business logic by </w:t>
-      </w:r>
-      <w:r>
-        <w:rPr>
-          <w:rStyle w:val="Strong"/>
-        </w:rPr>
-        <w:t>31%</w:t>
-      </w:r>
-      <w:r>
-        <w:t>, and making future backend feature delivery easier for multiple product teams.</w:t>
+        <w:t xml:space="preserve"> services, improving dependency boundaries, reducing duplicate business logic, and making future backend feature delivery easier for multiple product teams.</w:t>
       </w:r>
     </w:p>
     <w:p>
@@ -1051,16 +1037,13 @@
         <w:t>JWT</w:t>
       </w:r>
       <w:r>
-        <w:t xml:space="preserve">, scoped permissions, tenant-aware middleware, and audit logs, reducing authorization-related production issues by </w:t>
-      </w:r>
-      <w:r>
-        <w:rPr>
-          <w:rStyle w:val="Strong"/>
-        </w:rPr>
-        <w:t>27%</w:t>
-      </w:r>
-      <w:r>
-        <w:t xml:space="preserve"> while supporting enterprise customer security reviews.</w:t>
+        <w:t>, scoped permissions, tenant-aware middleware, and audit logs, reducing authoriz</w:t>
+      </w:r>
+      <w:r>
+        <w:t xml:space="preserve">ation-related production issues </w:t>
+      </w:r>
+      <w:r>
+        <w:t>while supporting enterprise customer security reviews.</w:t>
       </w:r>
     </w:p>
     <w:p>
@@ -1140,16 +1123,7 @@
       </w:r>
       <w:proofErr w:type="spellEnd"/>
       <w:r>
-        <w:t xml:space="preserve"> jobs by </w:t>
-      </w:r>
-      <w:r>
-        <w:rPr>
-          <w:rStyle w:val="Strong"/>
-        </w:rPr>
-        <w:t>33%</w:t>
-      </w:r>
-      <w:r>
-        <w:t xml:space="preserve"> and making invoice, notification, and report generation more reliable.</w:t>
+        <w:t xml:space="preserve"> jobs and making invoice, notification, and report generation more reliable.</w:t>
       </w:r>
     </w:p>
     <w:p>
@@ -1512,19 +1486,13 @@
       </w:r>
       <w:proofErr w:type="spellEnd"/>
       <w:r>
-        <w:rPr>
-          <w:rStyle w:val="Strong"/>
-        </w:rPr>
-        <w:t xml:space="preserve"> 3–4</w:t>
-      </w:r>
-      <w:r>
         <w:t xml:space="preserve">, </w:t>
       </w:r>
       <w:r>
         <w:rPr>
           <w:rStyle w:val="Strong"/>
         </w:rPr>
-        <w:t>PostgreSQL 10–13</w:t>
+        <w:t>PostgreSQL</w:t>
       </w:r>
       <w:r>
         <w:t xml:space="preserve">, and </w:t>
@@ -1541,10 +1509,10 @@
         <w:rPr>
           <w:rStyle w:val="Strong"/>
         </w:rPr>
-        <w:t xml:space="preserve"> 5–6</w:t>
-      </w:r>
-      <w:r>
-        <w:t xml:space="preserve"> for property management workflows involving payments, lease data, tenant communication, and internal operations.</w:t>
+        <w:t xml:space="preserve"> </w:t>
+      </w:r>
+      <w:r>
+        <w:t>for property management workflows involving payments, lease data, tenant communication, and internal operations.</w:t>
       </w:r>
     </w:p>
     <w:p>
@@ -1574,16 +1542,7 @@
         <w:t xml:space="preserve"> 4</w:t>
       </w:r>
       <w:r>
-        <w:t xml:space="preserve"> modules, reducing runtime type-related defects by </w:t>
-      </w:r>
-      <w:r>
-        <w:rPr>
-          <w:rStyle w:val="Strong"/>
-        </w:rPr>
-        <w:t>26%</w:t>
-      </w:r>
-      <w:r>
-        <w:t xml:space="preserve"> and improving maintainability for high-volume backend workflows.</w:t>
+        <w:t xml:space="preserve"> modules, reducing runtime type-related defects and improving maintainability for high-volume backend workflows.</w:t>
       </w:r>
     </w:p>
     <w:p>
@@ -1622,16 +1581,7 @@
       </w:r>
       <w:proofErr w:type="spellEnd"/>
       <w:r>
-        <w:t xml:space="preserve"> keys, and retry policies, reducing duplicate event processing by </w:t>
-      </w:r>
-      <w:r>
-        <w:rPr>
-          <w:rStyle w:val="Strong"/>
-        </w:rPr>
-        <w:t>34%</w:t>
-      </w:r>
-      <w:r>
-        <w:t xml:space="preserve"> during high-volume billing cycles.</w:t>
+        <w:t xml:space="preserve"> keys, and retry policies, reducing duplicate event processing during high-volume billing cycles.</w:t>
       </w:r>
     </w:p>
     <w:p>
@@ -1665,8 +1615,28 @@
         </w:numPr>
         <w:jc w:val="both"/>
       </w:pPr>
-      <w:r>
-        <w:t>Designed reusable middleware for authentication, request validation, logging, and API error formatting, making backend services more consistent across several product teams.</w:t>
+      <w:bookmarkStart w:id="0" w:name="_GoBack"/>
+      <w:bookmarkEnd w:id="0"/>
+      <w:r>
+        <w:t xml:space="preserve">Migrated containerized services from manual deployment scripts to </w:t>
+      </w:r>
+      <w:r>
+        <w:rPr>
+          <w:rStyle w:val="Strong"/>
+        </w:rPr>
+        <w:t>Docker</w:t>
+      </w:r>
+      <w:r>
+        <w:t xml:space="preserve"> and </w:t>
+      </w:r>
+      <w:r>
+        <w:rPr>
+          <w:rStyle w:val="Strong"/>
+        </w:rPr>
+        <w:t>AWS ECS</w:t>
+      </w:r>
+      <w:r>
+        <w:t>, reducing release failures and giving engineers a more predictable promotion path.</w:t>
       </w:r>
     </w:p>
     <w:p>
@@ -1679,34 +1649,27 @@
         <w:jc w:val="both"/>
       </w:pPr>
       <w:r>
-        <w:t xml:space="preserve">Migrated containerized services from manual deployment scripts to </w:t>
-      </w:r>
-      <w:r>
-        <w:rPr>
-          <w:rStyle w:val="Strong"/>
-        </w:rPr>
-        <w:t>Docker</w:t>
-      </w:r>
-      <w:r>
-        <w:t xml:space="preserve"> and </w:t>
-      </w:r>
-      <w:r>
-        <w:rPr>
-          <w:rStyle w:val="Strong"/>
-        </w:rPr>
-        <w:t>AWS ECS</w:t>
-      </w:r>
-      <w:r>
-        <w:t xml:space="preserve">, reducing release failures by </w:t>
-      </w:r>
-      <w:r>
-        <w:rPr>
-          <w:rStyle w:val="Strong"/>
-        </w:rPr>
-        <w:t>22%</w:t>
-      </w:r>
-      <w:r>
-        <w:t xml:space="preserve"> and giving engineers a more predictable promotion path.</w:t>
+        <w:t xml:space="preserve">Improved unit and integration test coverage with </w:t>
+      </w:r>
+      <w:r>
+        <w:rPr>
+          <w:rStyle w:val="Strong"/>
+        </w:rPr>
+        <w:t>Jest</w:t>
+      </w:r>
+      <w:r>
+        <w:t xml:space="preserve">, </w:t>
+      </w:r>
+      <w:proofErr w:type="spellStart"/>
+      <w:r>
+        <w:rPr>
+          <w:rStyle w:val="Strong"/>
+        </w:rPr>
+        <w:t>Supertest</w:t>
+      </w:r>
+      <w:proofErr w:type="spellEnd"/>
+      <w:r>
+        <w:t>, and seeded test databases, helping the team catch contract breaks before staging deployments.</w:t>
       </w:r>
     </w:p>
     <w:p>
@@ -1719,27 +1682,15 @@
         <w:jc w:val="both"/>
       </w:pPr>
       <w:r>
-        <w:t xml:space="preserve">Improved unit and integration test coverage with </w:t>
-      </w:r>
-      <w:r>
-        <w:rPr>
-          <w:rStyle w:val="Strong"/>
-        </w:rPr>
-        <w:t>Jest</w:t>
-      </w:r>
-      <w:r>
-        <w:t xml:space="preserve">, </w:t>
+        <w:t xml:space="preserve">Built backend support for tenant messaging features, including queue-based delivery, </w:t>
       </w:r>
       <w:proofErr w:type="spellStart"/>
       <w:r>
-        <w:rPr>
-          <w:rStyle w:val="Strong"/>
-        </w:rPr>
-        <w:t>Supertest</w:t>
+        <w:t>webhook</w:t>
       </w:r>
       <w:proofErr w:type="spellEnd"/>
       <w:r>
-        <w:t>, and seeded test databases, helping the team catch contract breaks before staging deployments.</w:t>
+        <w:t xml:space="preserve"> retries, and delivery-status tracking for operational transparency.</w:t>
       </w:r>
     </w:p>
     <w:p>
@@ -1752,15 +1703,7 @@
         <w:jc w:val="both"/>
       </w:pPr>
       <w:r>
-        <w:t xml:space="preserve">Built backend support for tenant messaging features, including queue-based delivery, </w:t>
-      </w:r>
-      <w:proofErr w:type="spellStart"/>
-      <w:r>
-        <w:t>webhook</w:t>
-      </w:r>
-      <w:proofErr w:type="spellEnd"/>
-      <w:r>
-        <w:t xml:space="preserve"> retries, and delivery-status tracking for operational transparency.</w:t>
+        <w:t>Collaborated with product managers to break complex leasing workflows into incremental backend releases, allowing safer delivery without large risky deployments.</w:t>
       </w:r>
     </w:p>
     <w:p>
@@ -1773,19 +1716,6 @@
         <w:jc w:val="both"/>
       </w:pPr>
       <w:r>
-        <w:t>Collaborated with product managers to break complex leasing workflows into incremental backend releases, allowing safer delivery without large risky deployments.</w:t>
-      </w:r>
-    </w:p>
-    <w:p>
-      <w:pPr>
-        <w:pStyle w:val="NormalWeb"/>
-        <w:numPr>
-          <w:ilvl w:val="0"/>
-          <w:numId w:val="13"/>
-        </w:numPr>
-        <w:jc w:val="both"/>
-      </w:pPr>
-      <w:r>
         <w:t>Handled production debugging for memory leaks, unhandled promise rejections, and slow endpoints by using heap snapshots, structured logs, and controlled rollback procedures.</w:t>
       </w:r>
     </w:p>
@@ -1942,7 +1872,6 @@
         <w:jc w:val="both"/>
       </w:pPr>
       <w:r>
-        <w:lastRenderedPageBreak/>
         <w:t xml:space="preserve">Developed nonprofit CRM backend services using </w:t>
       </w:r>
       <w:r>
@@ -1967,7 +1896,7 @@
         <w:rPr>
           <w:rStyle w:val="Strong"/>
         </w:rPr>
-        <w:t>MongoDB 3.2–3.6</w:t>
+        <w:t>MongoDB</w:t>
       </w:r>
       <w:r>
         <w:t xml:space="preserve">, </w:t>
@@ -1976,7 +1905,7 @@
         <w:rPr>
           <w:rStyle w:val="Strong"/>
         </w:rPr>
-        <w:t>PostgreSQL 9.6–10</w:t>
+        <w:t>PostgreSQL</w:t>
       </w:r>
       <w:r>
         <w:t>, and REST APIs for donor management, reporting, and campaign workflows.</w:t>
@@ -1992,6 +1921,7 @@
         <w:jc w:val="both"/>
       </w:pPr>
       <w:r>
+        <w:lastRenderedPageBreak/>
         <w:t xml:space="preserve">Reworked legacy callback-heavy JavaScript into Promise-based service layers, reducing </w:t>
       </w:r>
       <w:proofErr w:type="spellStart"/>
@@ -2000,16 +1930,7 @@
       </w:r>
       <w:proofErr w:type="spellEnd"/>
       <w:r>
-        <w:t xml:space="preserve"> control-flow bugs by </w:t>
-      </w:r>
-      <w:r>
-        <w:rPr>
-          <w:rStyle w:val="Strong"/>
-        </w:rPr>
-        <w:t>24%</w:t>
-      </w:r>
-      <w:r>
-        <w:t xml:space="preserve"> and making production issues easier to trace.</w:t>
+        <w:t xml:space="preserve"> control-flow bugs and making production issues easier to trace.</w:t>
       </w:r>
     </w:p>
     <w:p>
@@ -2088,16 +2009,7 @@
         <w:t>Chai</w:t>
       </w:r>
       <w:r>
-        <w:t xml:space="preserve">, and API integration tests, reducing regression bugs by </w:t>
-      </w:r>
-      <w:r>
-        <w:rPr>
-          <w:rStyle w:val="Strong"/>
-        </w:rPr>
-        <w:t>21%</w:t>
-      </w:r>
-      <w:r>
-        <w:t xml:space="preserve"> across release cycles involving shared backend modules.</w:t>
+        <w:t>, and API integration tests, reducing regression bugs across release cycles involving shared backend modules.</w:t>
       </w:r>
     </w:p>
     <w:p>
@@ -2291,7 +2203,19 @@
         <w:rPr>
           <w:rStyle w:val="Strong"/>
         </w:rPr>
-        <w:t>Node.js 0.12–6</w:t>
+        <w:t>Node.js 0.1</w:t>
+      </w:r>
+      <w:r>
+        <w:rPr>
+          <w:rStyle w:val="Strong"/>
+        </w:rPr>
+        <w:t>0</w:t>
+      </w:r>
+      <w:r>
+        <w:rPr>
+          <w:rStyle w:val="Strong"/>
+        </w:rPr>
+        <w:t>–6</w:t>
       </w:r>
       <w:r>
         <w:t xml:space="preserve">, </w:t>
@@ -2309,7 +2233,7 @@
         <w:rPr>
           <w:rStyle w:val="Strong"/>
         </w:rPr>
-        <w:t>MongoDB 2.6–3.2</w:t>
+        <w:t>MongoDB</w:t>
       </w:r>
       <w:r>
         <w:t xml:space="preserve">, </w:t>
@@ -2318,7 +2242,7 @@
         <w:rPr>
           <w:rStyle w:val="Strong"/>
         </w:rPr>
-        <w:t>PostgreSQL 9.3–9.5</w:t>
+        <w:t>PostgreSQL</w:t>
       </w:r>
       <w:r>
         <w:t>, and RESTful services supporting public-sector publishing workflows.</w:t>
@@ -2408,16 +2332,7 @@
         <w:jc w:val="both"/>
       </w:pPr>
       <w:r>
-        <w:t xml:space="preserve">Optimized database reads for public content feeds by introducing query indexes and lightweight caching, improving endpoint response times by </w:t>
-      </w:r>
-      <w:r>
-        <w:rPr>
-          <w:rStyle w:val="Strong"/>
-        </w:rPr>
-        <w:t>32%</w:t>
-      </w:r>
-      <w:r>
-        <w:t xml:space="preserve"> under higher traffic.</w:t>
+        <w:t>Optimized database reads for public content feeds by introducing query indexes and lightweight caching, improving endpoint response times under higher traffic.</w:t>
       </w:r>
     </w:p>
     <w:p>
@@ -2584,7 +2499,13 @@
         <w:rPr>
           <w:rStyle w:val="Strong"/>
         </w:rPr>
-        <w:t>Node.js 0.10–0.12</w:t>
+        <w:t xml:space="preserve">Node.js </w:t>
+      </w:r>
+      <w:r>
+        <w:rPr>
+          <w:rStyle w:val="Strong"/>
+        </w:rPr>
+        <w:t>Express.js 3</w:t>
       </w:r>
       <w:r>
         <w:t xml:space="preserve">, </w:t>
@@ -2593,7 +2514,7 @@
         <w:rPr>
           <w:rStyle w:val="Strong"/>
         </w:rPr>
-        <w:t>Express.js 3</w:t>
+        <w:t>MySQL</w:t>
       </w:r>
       <w:r>
         <w:t xml:space="preserve">, </w:t>
@@ -2602,16 +2523,7 @@
         <w:rPr>
           <w:rStyle w:val="Strong"/>
         </w:rPr>
-        <w:t>MySQL 5.5</w:t>
-      </w:r>
-      <w:r>
-        <w:t xml:space="preserve">, </w:t>
-      </w:r>
-      <w:r>
-        <w:rPr>
-          <w:rStyle w:val="Strong"/>
-        </w:rPr>
-        <w:t>MongoDB 2.4</w:t>
+        <w:t>MongoDB</w:t>
       </w:r>
       <w:r>
         <w:t>, and JavaScript to automate inventory, ticketing, and operational reporting workflows.</w:t>
@@ -2627,17 +2539,7 @@
         <w:jc w:val="both"/>
       </w:pPr>
       <w:r>
-        <w:lastRenderedPageBreak/>
-        <w:t xml:space="preserve">Built small REST endpoints and backend scripts that reduced manual spreadsheet updates by </w:t>
-      </w:r>
-      <w:r>
-        <w:rPr>
-          <w:rStyle w:val="Strong"/>
-        </w:rPr>
-        <w:t>28%</w:t>
-      </w:r>
-      <w:r>
-        <w:t xml:space="preserve"> for support and operations teams handling recurring service requests.</w:t>
+        <w:t>Built small REST endpoints and backend scripts that reduced manual spreadsheet updates for support and operations teams handling recurring service requests.</w:t>
       </w:r>
     </w:p>
     <w:p>
@@ -2650,6 +2552,7 @@
         <w:jc w:val="both"/>
       </w:pPr>
       <w:r>
+        <w:lastRenderedPageBreak/>
         <w:t>Fixed data mismatch bugs between internal tools by improving validation rules, normalizing request payloads, and adding clearer error messages for failed records.</w:t>
       </w:r>
     </w:p>
@@ -6745,7 +6648,7 @@
 </file>
 
 <file path=customXml/itemProps1.xml><?xml version="1.0" encoding="utf-8"?>
-<ds:datastoreItem xmlns:ds="http://schemas.openxmlformats.org/officeDocument/2006/customXml" ds:itemID="{A57B3456-6F65-427A-B32D-B9765C60D105}">
+<ds:datastoreItem xmlns:ds="http://schemas.openxmlformats.org/officeDocument/2006/customXml" ds:itemID="{D5858FAA-6203-4C2B-99C2-05BD73976AB7}">
   <ds:schemaRefs>
     <ds:schemaRef ds:uri="http://schemas.openxmlformats.org/officeDocument/2006/bibliography"/>
   </ds:schemaRefs>
